--- a/원문서/Thesis_Dissertation_Template_English.docx
+++ b/원문서/Thesis_Dissertation_Template_English.docx
@@ -7792,8 +7792,9 @@
       <w:r>
         <w:rPr>
           <w:rFonts w:ascii="Times New Roman" w:eastAsia="명조" w:hAnsi="Times New Roman" w:cs="Times New Roman"/>
-          <w:color w:val="000000" w:themeColor="text1"/>
-          <w:sz w:val="22"/>
+          <w:b/>
+          <w:color w:val="000000" w:themeColor="text1"/>
+          <w:sz w:val="26"/>
         </w:rPr>
         <w:t>References</w:t>
       </w:r>
@@ -7802,15 +7803,16 @@
           <w:rFonts w:ascii="Times New Roman" w:eastAsia="명조" w:hAnsi="Times New Roman" w:cs="Times New Roman"/>
           <w:b/>
           <w:color w:val="000000" w:themeColor="text1"/>
-          <w:sz w:val="22"/>
+          <w:sz w:val="26"/>
         </w:rPr>
         <w:tab/>
       </w:r>
       <w:r>
         <w:rPr>
           <w:rFonts w:ascii="Times New Roman" w:eastAsia="명조" w:hAnsi="Times New Roman" w:cs="Times New Roman"/>
-          <w:color w:val="000000" w:themeColor="text1"/>
-          <w:sz w:val="22"/>
+          <w:b/>
+          <w:color w:val="000000" w:themeColor="text1"/>
+          <w:sz w:val="26"/>
         </w:rPr>
         <w:t>5</w:t>
       </w:r>
@@ -7834,8 +7836,9 @@
       <w:r>
         <w:rPr>
           <w:rFonts w:ascii="Times New Roman" w:eastAsia="명조" w:hAnsi="Times New Roman" w:cs="Times New Roman"/>
-          <w:color w:val="000000" w:themeColor="text1"/>
-          <w:sz w:val="22"/>
+          <w:b/>
+          <w:color w:val="000000" w:themeColor="text1"/>
+          <w:sz w:val="26"/>
         </w:rPr>
         <w:t>Appendix</w:t>
       </w:r>
@@ -7844,15 +7847,16 @@
           <w:rFonts w:ascii="Times New Roman" w:eastAsia="명조" w:hAnsi="Times New Roman" w:cs="Times New Roman"/>
           <w:b/>
           <w:color w:val="000000" w:themeColor="text1"/>
-          <w:sz w:val="22"/>
+          <w:sz w:val="26"/>
         </w:rPr>
         <w:tab/>
       </w:r>
       <w:r>
         <w:rPr>
           <w:rFonts w:ascii="Times New Roman" w:eastAsia="명조" w:hAnsi="Times New Roman" w:cs="Times New Roman"/>
-          <w:color w:val="000000" w:themeColor="text1"/>
-          <w:sz w:val="22"/>
+          <w:b/>
+          <w:color w:val="000000" w:themeColor="text1"/>
+          <w:sz w:val="26"/>
         </w:rPr>
         <w:t>5</w:t>
       </w:r>
@@ -7880,7 +7884,7 @@
           <w:rFonts w:ascii="Times New Roman" w:eastAsia="명조" w:hAnsi="Times New Roman" w:cs="Times New Roman" w:hint="eastAsia"/>
           <w:b/>
           <w:color w:val="000000" w:themeColor="text1"/>
-          <w:sz w:val="22"/>
+          <w:sz w:val="26"/>
         </w:rPr>
         <w:t>국문초록</w:t>
       </w:r>
@@ -7890,15 +7894,16 @@
           <w:rFonts w:ascii="Times New Roman" w:eastAsia="명조" w:hAnsi="Times New Roman" w:cs="Times New Roman"/>
           <w:b/>
           <w:color w:val="000000" w:themeColor="text1"/>
-          <w:sz w:val="22"/>
+          <w:sz w:val="26"/>
         </w:rPr>
         <w:tab/>
       </w:r>
       <w:r>
         <w:rPr>
           <w:rFonts w:ascii="Times New Roman" w:eastAsia="명조" w:hAnsi="Times New Roman" w:cs="Times New Roman"/>
-          <w:color w:val="000000" w:themeColor="text1"/>
-          <w:sz w:val="22"/>
+          <w:b/>
+          <w:color w:val="000000" w:themeColor="text1"/>
+          <w:sz w:val="26"/>
         </w:rPr>
         <w:t>5</w:t>
       </w:r>
@@ -9564,8 +9569,7 @@
           <w:sz w:val="32"/>
           <w:szCs w:val="32"/>
         </w:rPr>
-        <w:lastRenderedPageBreak/>
-        <w:t>CHAPTER1.</w:t>
+        <w:t>CHAPTER 1.</w:t>
       </w:r>
       <w:r>
         <w:rPr>
@@ -10671,28 +10675,868 @@
           <w:rFonts w:ascii="함초롬바탕" w:eastAsia="함초롬바탕" w:hAnsi="함초롬바탕" w:cs="함초롬바탕" w:hint="eastAsia"/>
           <w:color w:val="000000"/>
           <w:kern w:val="0"/>
+          <w:sz w:val="22"/>
           <w:szCs w:val="20"/>
         </w:rPr>
         <w:t>이미지 생성은 컴퓨터 비전 분야에서 매우 도전적인 연구 주제이다</w:t>
       </w:r>
       <w:r>
+        <w:rPr>
+          <w:rFonts w:ascii="함초롬바탕" w:eastAsia="함초롬바탕" w:hAnsi="굴림" w:cs="굴림"/>
+          <w:color w:val="000000"/>
+          <w:kern w:val="0"/>
+          <w:sz w:val="22"/>
+          <w:szCs w:val="20"/>
+        </w:rPr>
+        <w:t xml:space="preserve">. </w:t>
+      </w:r>
+      <w:r>
+        <w:rPr>
+          <w:rFonts w:ascii="함초롬바탕" w:eastAsia="함초롬바탕" w:hAnsi="함초롬바탕" w:cs="함초롬바탕" w:hint="eastAsia"/>
+          <w:color w:val="000000"/>
+          <w:kern w:val="0"/>
+          <w:sz w:val="22"/>
+          <w:szCs w:val="20"/>
+        </w:rPr>
+        <w:t>신경망이 등장하기 이전의 생성 모델은 데이터의 분포를 학습하여 기존 샘플을 바탕으로 새로운 샘플을 생성하는 확률 밀도 추정 및 샘플링 방식을 사용하였다</w:t>
+      </w:r>
+      <w:r>
+        <w:rPr>
+          <w:rFonts w:ascii="함초롬바탕" w:eastAsia="함초롬바탕" w:hAnsi="굴림" w:cs="굴림"/>
+          <w:color w:val="000000"/>
+          <w:kern w:val="0"/>
+          <w:sz w:val="22"/>
+          <w:szCs w:val="20"/>
+        </w:rPr>
+        <w:t xml:space="preserve">. </w:t>
+      </w:r>
+      <w:r>
+        <w:rPr>
+          <w:rFonts w:ascii="함초롬바탕" w:eastAsia="함초롬바탕" w:hAnsi="함초롬바탕" w:cs="함초롬바탕" w:hint="eastAsia"/>
+          <w:color w:val="000000"/>
+          <w:kern w:val="0"/>
+          <w:sz w:val="22"/>
+          <w:szCs w:val="20"/>
+        </w:rPr>
+        <w:t>그러나 고차원 공간의 복잡한 분포에서는 밀도 추정과 샘플 생성을 구현하는 것이 매우 어렵다</w:t>
+      </w:r>
+      <w:r>
+        <w:rPr>
+          <w:rFonts w:ascii="함초롬바탕" w:eastAsia="함초롬바탕" w:hAnsi="굴림" w:cs="굴림"/>
+          <w:color w:val="000000"/>
+          <w:kern w:val="0"/>
+          <w:sz w:val="22"/>
+          <w:szCs w:val="20"/>
+        </w:rPr>
+        <w:t xml:space="preserve">. </w:t>
+      </w:r>
+      <w:r>
+        <w:rPr>
+          <w:rFonts w:ascii="함초롬바탕" w:eastAsia="함초롬바탕" w:hAnsi="함초롬바탕" w:cs="함초롬바탕" w:hint="eastAsia"/>
+          <w:color w:val="000000"/>
+          <w:kern w:val="0"/>
+          <w:sz w:val="22"/>
+          <w:szCs w:val="20"/>
+        </w:rPr>
+        <w:t xml:space="preserve">최근 </w:t>
+      </w:r>
+      <w:proofErr w:type="spellStart"/>
+      <w:r>
+        <w:rPr>
+          <w:rFonts w:ascii="함초롬바탕" w:eastAsia="함초롬바탕" w:hAnsi="함초롬바탕" w:cs="함초롬바탕" w:hint="eastAsia"/>
+          <w:color w:val="000000"/>
+          <w:kern w:val="0"/>
+          <w:sz w:val="22"/>
+          <w:szCs w:val="20"/>
+        </w:rPr>
+        <w:t>딥러닝</w:t>
+      </w:r>
+      <w:proofErr w:type="spellEnd"/>
+      <w:r>
+        <w:rPr>
+          <w:rFonts w:ascii="함초롬바탕" w:eastAsia="함초롬바탕" w:hAnsi="함초롬바탕" w:cs="함초롬바탕" w:hint="eastAsia"/>
+          <w:color w:val="000000"/>
+          <w:kern w:val="0"/>
+          <w:sz w:val="22"/>
+          <w:szCs w:val="20"/>
+        </w:rPr>
+        <w:t xml:space="preserve"> 기술의 발전</w:t>
+      </w:r>
+      <w:r>
+        <w:rPr>
+          <w:rFonts w:ascii="함초롬바탕" w:eastAsia="함초롬바탕" w:hAnsi="굴림" w:cs="굴림"/>
+          <w:color w:val="000000"/>
+          <w:kern w:val="0"/>
+          <w:sz w:val="22"/>
+          <w:szCs w:val="20"/>
+        </w:rPr>
+        <w:t xml:space="preserve">, </w:t>
+      </w:r>
+      <w:r>
+        <w:rPr>
+          <w:rFonts w:ascii="함초롬바탕" w:eastAsia="함초롬바탕" w:hAnsi="함초롬바탕" w:cs="함초롬바탕" w:hint="eastAsia"/>
+          <w:color w:val="000000"/>
+          <w:kern w:val="0"/>
+          <w:sz w:val="22"/>
+          <w:szCs w:val="20"/>
+        </w:rPr>
+        <w:t>특히 심층 신경망의 등장으로 이미지 생성 성능이 크게 향상되었으며</w:t>
+      </w:r>
+      <w:r>
+        <w:rPr>
+          <w:rFonts w:ascii="함초롬바탕" w:eastAsia="함초롬바탕" w:hAnsi="굴림" w:cs="굴림"/>
+          <w:color w:val="000000"/>
+          <w:kern w:val="0"/>
+          <w:sz w:val="22"/>
+          <w:szCs w:val="20"/>
+        </w:rPr>
+        <w:t>, 2014</w:t>
+      </w:r>
+      <w:r>
+        <w:rPr>
+          <w:rFonts w:ascii="함초롬바탕" w:eastAsia="함초롬바탕" w:hAnsi="함초롬바탕" w:cs="함초롬바탕" w:hint="eastAsia"/>
+          <w:color w:val="000000"/>
+          <w:kern w:val="0"/>
+          <w:sz w:val="22"/>
+          <w:szCs w:val="20"/>
+        </w:rPr>
+        <w:t xml:space="preserve">년 </w:t>
+      </w:r>
+      <w:r>
+        <w:rPr>
+          <w:rFonts w:ascii="함초롬바탕" w:eastAsia="함초롬바탕" w:hAnsi="굴림" w:cs="굴림"/>
+          <w:color w:val="000000"/>
+          <w:kern w:val="0"/>
+          <w:sz w:val="22"/>
+          <w:szCs w:val="20"/>
+        </w:rPr>
+        <w:t xml:space="preserve">Ian Goodfellow </w:t>
+      </w:r>
+      <w:r>
+        <w:rPr>
+          <w:rFonts w:ascii="함초롬바탕" w:eastAsia="함초롬바탕" w:hAnsi="함초롬바탕" w:cs="함초롬바탕" w:hint="eastAsia"/>
+          <w:color w:val="000000"/>
+          <w:kern w:val="0"/>
+          <w:sz w:val="22"/>
+          <w:szCs w:val="20"/>
+        </w:rPr>
+        <w:t xml:space="preserve">등이 제안한 </w:t>
+      </w:r>
+      <w:r>
+        <w:rPr>
+          <w:rFonts w:ascii="함초롬바탕" w:eastAsia="함초롬바탕" w:hAnsi="굴림" w:cs="굴림"/>
+          <w:color w:val="000000"/>
+          <w:kern w:val="0"/>
+          <w:sz w:val="22"/>
+          <w:szCs w:val="20"/>
+        </w:rPr>
+        <w:t>GAN(</w:t>
+      </w:r>
+      <w:proofErr w:type="spellStart"/>
+      <w:r>
+        <w:rPr>
+          <w:rFonts w:ascii="함초롬바탕" w:eastAsia="함초롬바탕" w:hAnsi="함초롬바탕" w:cs="함초롬바탕" w:hint="eastAsia"/>
+          <w:color w:val="000000"/>
+          <w:kern w:val="0"/>
+          <w:sz w:val="22"/>
+          <w:szCs w:val="20"/>
+        </w:rPr>
+        <w:t>생성적</w:t>
+      </w:r>
+      <w:proofErr w:type="spellEnd"/>
+      <w:r>
+        <w:rPr>
+          <w:rFonts w:ascii="함초롬바탕" w:eastAsia="함초롬바탕" w:hAnsi="함초롬바탕" w:cs="함초롬바탕" w:hint="eastAsia"/>
+          <w:color w:val="000000"/>
+          <w:kern w:val="0"/>
+          <w:sz w:val="22"/>
+          <w:szCs w:val="20"/>
+        </w:rPr>
+        <w:t xml:space="preserve"> 적대 신경망</w:t>
+      </w:r>
+      <w:r>
+        <w:rPr>
+          <w:rFonts w:ascii="함초롬바탕" w:eastAsia="함초롬바탕" w:hAnsi="굴림" w:cs="굴림"/>
+          <w:color w:val="000000"/>
+          <w:kern w:val="0"/>
+          <w:sz w:val="22"/>
+          <w:szCs w:val="20"/>
+        </w:rPr>
+        <w:t>)</w:t>
+      </w:r>
+      <w:r>
+        <w:rPr>
+          <w:rFonts w:ascii="함초롬바탕" w:eastAsia="함초롬바탕" w:hAnsi="함초롬바탕" w:cs="함초롬바탕" w:hint="eastAsia"/>
+          <w:color w:val="000000"/>
+          <w:kern w:val="0"/>
+          <w:sz w:val="22"/>
+          <w:szCs w:val="20"/>
+        </w:rPr>
+        <w:t>의 등장은 학계로부터 큰 주목을 받았다</w:t>
+      </w:r>
+      <w:r>
+        <w:rPr>
+          <w:rFonts w:ascii="함초롬바탕" w:eastAsia="함초롬바탕" w:hAnsi="굴림" w:cs="굴림"/>
+          <w:color w:val="000000"/>
+          <w:kern w:val="0"/>
+          <w:sz w:val="22"/>
+          <w:szCs w:val="20"/>
+        </w:rPr>
+        <w:t xml:space="preserve">. </w:t>
+      </w:r>
+      <w:r>
+        <w:rPr>
+          <w:rFonts w:ascii="함초롬바탕" w:eastAsia="함초롬바탕" w:hAnsi="함초롬바탕" w:cs="함초롬바탕" w:hint="eastAsia"/>
+          <w:color w:val="000000"/>
+          <w:kern w:val="0"/>
+          <w:sz w:val="22"/>
+          <w:szCs w:val="20"/>
+        </w:rPr>
+        <w:t>초기에는 네트워크 성능이 미흡했지만</w:t>
+      </w:r>
+      <w:r>
+        <w:rPr>
+          <w:rFonts w:ascii="함초롬바탕" w:eastAsia="함초롬바탕" w:hAnsi="굴림" w:cs="굴림"/>
+          <w:color w:val="000000"/>
+          <w:kern w:val="0"/>
+          <w:sz w:val="22"/>
+          <w:szCs w:val="20"/>
+        </w:rPr>
+        <w:t xml:space="preserve">, </w:t>
+      </w:r>
+      <w:r>
+        <w:rPr>
+          <w:rFonts w:ascii="함초롬바탕" w:eastAsia="함초롬바탕" w:hAnsi="함초롬바탕" w:cs="함초롬바탕" w:hint="eastAsia"/>
+          <w:color w:val="000000"/>
+          <w:kern w:val="0"/>
+          <w:sz w:val="22"/>
+          <w:szCs w:val="20"/>
+        </w:rPr>
+        <w:t xml:space="preserve">이후 </w:t>
+      </w:r>
+      <w:proofErr w:type="spellStart"/>
+      <w:r>
+        <w:rPr>
+          <w:rFonts w:ascii="함초롬바탕" w:eastAsia="함초롬바탕" w:hAnsi="함초롬바탕" w:cs="함초롬바탕" w:hint="eastAsia"/>
+          <w:color w:val="000000"/>
+          <w:kern w:val="0"/>
+          <w:sz w:val="22"/>
+          <w:szCs w:val="20"/>
+        </w:rPr>
+        <w:t>컨볼루션</w:t>
+      </w:r>
+      <w:proofErr w:type="spellEnd"/>
+      <w:r>
+        <w:rPr>
+          <w:rFonts w:ascii="함초롬바탕" w:eastAsia="함초롬바탕" w:hAnsi="함초롬바탕" w:cs="함초롬바탕" w:hint="eastAsia"/>
+          <w:color w:val="000000"/>
+          <w:kern w:val="0"/>
+          <w:sz w:val="22"/>
+          <w:szCs w:val="20"/>
+        </w:rPr>
+        <w:t xml:space="preserve"> 연산이 도입되면서 성능이 크게 향상되었고</w:t>
+      </w:r>
+      <w:r>
+        <w:rPr>
+          <w:rFonts w:ascii="함초롬바탕" w:eastAsia="함초롬바탕" w:hAnsi="굴림" w:cs="굴림"/>
+          <w:color w:val="000000"/>
+          <w:kern w:val="0"/>
+          <w:sz w:val="22"/>
+          <w:szCs w:val="20"/>
+        </w:rPr>
+        <w:t xml:space="preserve">, </w:t>
+      </w:r>
+      <w:r>
+        <w:rPr>
+          <w:rFonts w:ascii="함초롬바탕" w:eastAsia="함초롬바탕" w:hAnsi="함초롬바탕" w:cs="함초롬바탕" w:hint="eastAsia"/>
+          <w:color w:val="000000"/>
+          <w:kern w:val="0"/>
+          <w:sz w:val="22"/>
+          <w:szCs w:val="20"/>
+        </w:rPr>
+        <w:t>이미지 생성 및 이미지 융합 등 컴퓨터 비전 분야에서 광범위한 관심을 끌게 되었다</w:t>
+      </w:r>
+      <w:r>
+        <w:rPr>
+          <w:rFonts w:ascii="함초롬바탕" w:eastAsia="함초롬바탕" w:hAnsi="굴림" w:cs="굴림"/>
+          <w:color w:val="000000"/>
+          <w:kern w:val="0"/>
+          <w:sz w:val="22"/>
+          <w:szCs w:val="20"/>
+        </w:rPr>
+        <w:t>. GAN</w:t>
+      </w:r>
+      <w:r>
+        <w:rPr>
+          <w:rFonts w:ascii="함초롬바탕" w:eastAsia="함초롬바탕" w:hAnsi="함초롬바탕" w:cs="함초롬바탕" w:hint="eastAsia"/>
+          <w:color w:val="000000"/>
+          <w:kern w:val="0"/>
+          <w:sz w:val="22"/>
+          <w:szCs w:val="20"/>
+        </w:rPr>
+        <w:t>은 통계적 계산의 어려움을 피하면서도 간접적인 방식으로 미지의 분포를 모델링할 수 있으며</w:t>
+      </w:r>
+      <w:r>
+        <w:rPr>
+          <w:rFonts w:ascii="함초롬바탕" w:eastAsia="함초롬바탕" w:hAnsi="굴림" w:cs="굴림"/>
+          <w:color w:val="000000"/>
+          <w:kern w:val="0"/>
+          <w:sz w:val="22"/>
+          <w:szCs w:val="20"/>
+        </w:rPr>
+        <w:t xml:space="preserve">, </w:t>
+      </w:r>
+      <w:r>
+        <w:rPr>
+          <w:rFonts w:ascii="함초롬바탕" w:eastAsia="함초롬바탕" w:hAnsi="함초롬바탕" w:cs="함초롬바탕" w:hint="eastAsia"/>
+          <w:color w:val="000000"/>
+          <w:kern w:val="0"/>
+          <w:sz w:val="22"/>
+          <w:szCs w:val="20"/>
+        </w:rPr>
+        <w:t>복잡한 계산을 피하면서도 다른 생성 모델에 비해 더 높은 품질의 이미지를 생성할 수 있다</w:t>
+      </w:r>
+      <w:r>
+        <w:rPr>
+          <w:rFonts w:ascii="함초롬바탕" w:eastAsia="함초롬바탕" w:hAnsi="굴림" w:cs="굴림"/>
+          <w:color w:val="000000"/>
+          <w:kern w:val="0"/>
+          <w:sz w:val="22"/>
+          <w:szCs w:val="20"/>
+        </w:rPr>
+        <w:t>. GAN</w:t>
+      </w:r>
+      <w:r>
+        <w:rPr>
+          <w:rFonts w:ascii="함초롬바탕" w:eastAsia="함초롬바탕" w:hAnsi="함초롬바탕" w:cs="함초롬바탕" w:hint="eastAsia"/>
+          <w:color w:val="000000"/>
+          <w:kern w:val="0"/>
+          <w:sz w:val="22"/>
+          <w:szCs w:val="20"/>
+        </w:rPr>
+        <w:t>의 발전과 다양한 연구의 축적으로 인해 이미지 처리</w:t>
+      </w:r>
+      <w:r>
+        <w:rPr>
+          <w:rFonts w:ascii="함초롬바탕" w:eastAsia="함초롬바탕" w:hAnsi="굴림" w:cs="굴림"/>
+          <w:color w:val="000000"/>
+          <w:kern w:val="0"/>
+          <w:sz w:val="22"/>
+          <w:szCs w:val="20"/>
+        </w:rPr>
+        <w:t xml:space="preserve">, </w:t>
+      </w:r>
+      <w:r>
+        <w:rPr>
+          <w:rFonts w:ascii="함초롬바탕" w:eastAsia="함초롬바탕" w:hAnsi="함초롬바탕" w:cs="함초롬바탕" w:hint="eastAsia"/>
+          <w:color w:val="000000"/>
+          <w:kern w:val="0"/>
+          <w:sz w:val="22"/>
+          <w:szCs w:val="20"/>
+        </w:rPr>
+        <w:t>언어 처리</w:t>
+      </w:r>
+      <w:r>
+        <w:rPr>
+          <w:rFonts w:ascii="함초롬바탕" w:eastAsia="함초롬바탕" w:hAnsi="굴림" w:cs="굴림"/>
+          <w:color w:val="000000"/>
+          <w:kern w:val="0"/>
+          <w:sz w:val="22"/>
+          <w:szCs w:val="20"/>
+        </w:rPr>
+        <w:t xml:space="preserve">, </w:t>
+      </w:r>
+      <w:r>
+        <w:rPr>
+          <w:rFonts w:ascii="함초롬바탕" w:eastAsia="함초롬바탕" w:hAnsi="함초롬바탕" w:cs="함초롬바탕" w:hint="eastAsia"/>
+          <w:color w:val="000000"/>
+          <w:kern w:val="0"/>
+          <w:sz w:val="22"/>
+          <w:szCs w:val="20"/>
+        </w:rPr>
+        <w:t>지능형 상호작용 등 여러 분야에서 주목할 만한 진전을 이루었다</w:t>
+      </w:r>
+      <w:r>
+        <w:rPr>
+          <w:rFonts w:ascii="함초롬바탕" w:eastAsia="함초롬바탕" w:hAnsi="굴림" w:cs="굴림"/>
+          <w:color w:val="000000"/>
+          <w:kern w:val="0"/>
+          <w:sz w:val="22"/>
+          <w:szCs w:val="20"/>
+        </w:rPr>
+        <w:t xml:space="preserve">. </w:t>
+      </w:r>
+      <w:r>
+        <w:rPr>
+          <w:rFonts w:ascii="함초롬바탕" w:eastAsia="함초롬바탕" w:hAnsi="함초롬바탕" w:cs="함초롬바탕" w:hint="eastAsia"/>
+          <w:color w:val="000000"/>
+          <w:kern w:val="0"/>
+          <w:sz w:val="22"/>
+          <w:szCs w:val="20"/>
+        </w:rPr>
+        <w:t>특히 컴퓨터 비전 분야의 이미지 생성에서 기존의 코덱 기반 모델과 비교하여</w:t>
+      </w:r>
+      <w:r>
+        <w:rPr>
+          <w:rFonts w:ascii="함초롬바탕" w:eastAsia="함초롬바탕" w:hAnsi="굴림" w:cs="굴림"/>
+          <w:color w:val="000000"/>
+          <w:kern w:val="0"/>
+          <w:sz w:val="22"/>
+          <w:szCs w:val="20"/>
+        </w:rPr>
+        <w:t>, GAN</w:t>
+      </w:r>
+      <w:r>
+        <w:rPr>
+          <w:rFonts w:ascii="함초롬바탕" w:eastAsia="함초롬바탕" w:hAnsi="함초롬바탕" w:cs="함초롬바탕" w:hint="eastAsia"/>
+          <w:color w:val="000000"/>
+          <w:kern w:val="0"/>
+          <w:sz w:val="22"/>
+          <w:szCs w:val="20"/>
+        </w:rPr>
+        <w:t xml:space="preserve">은 생성자와 </w:t>
+      </w:r>
+      <w:proofErr w:type="spellStart"/>
+      <w:r>
+        <w:rPr>
+          <w:rFonts w:ascii="함초롬바탕" w:eastAsia="함초롬바탕" w:hAnsi="함초롬바탕" w:cs="함초롬바탕" w:hint="eastAsia"/>
+          <w:color w:val="000000"/>
+          <w:kern w:val="0"/>
+          <w:sz w:val="22"/>
+          <w:szCs w:val="20"/>
+        </w:rPr>
+        <w:t>판별자</w:t>
+      </w:r>
+      <w:proofErr w:type="spellEnd"/>
+      <w:r>
+        <w:rPr>
+          <w:rFonts w:ascii="함초롬바탕" w:eastAsia="함초롬바탕" w:hAnsi="함초롬바탕" w:cs="함초롬바탕" w:hint="eastAsia"/>
+          <w:color w:val="000000"/>
+          <w:kern w:val="0"/>
+          <w:sz w:val="22"/>
+          <w:szCs w:val="20"/>
+        </w:rPr>
+        <w:t xml:space="preserve"> 간의 지속적인 대립 구조를 통해 이미지 특징 추출 능력을 강화하고</w:t>
+      </w:r>
+      <w:r>
+        <w:rPr>
+          <w:rFonts w:ascii="함초롬바탕" w:eastAsia="함초롬바탕" w:hAnsi="굴림" w:cs="굴림"/>
+          <w:color w:val="000000"/>
+          <w:kern w:val="0"/>
+          <w:sz w:val="22"/>
+          <w:szCs w:val="20"/>
+        </w:rPr>
+        <w:t xml:space="preserve">, </w:t>
+      </w:r>
+      <w:r>
+        <w:rPr>
+          <w:rFonts w:ascii="함초롬바탕" w:eastAsia="함초롬바탕" w:hAnsi="함초롬바탕" w:cs="함초롬바탕" w:hint="eastAsia"/>
+          <w:color w:val="000000"/>
+          <w:kern w:val="0"/>
+          <w:sz w:val="22"/>
+          <w:szCs w:val="20"/>
+        </w:rPr>
+        <w:t>더 높은 품질의 이미지를 생성할 수 있게 되었다</w:t>
+      </w:r>
+      <w:r>
+        <w:rPr>
+          <w:rFonts w:ascii="함초롬바탕" w:eastAsia="함초롬바탕" w:hAnsi="굴림" w:cs="굴림"/>
+          <w:color w:val="000000"/>
+          <w:kern w:val="0"/>
+          <w:sz w:val="22"/>
+          <w:szCs w:val="20"/>
+        </w:rPr>
+        <w:t>.</w:t>
+      </w:r>
+    </w:p>
+    <w:p>
+      <w:pPr>
+        <w:spacing w:line="360" w:lineRule="auto"/>
+        <w:ind w:firstLineChars="200" w:firstLine="400"/>
+        <w:jc w:val="both"/>
+        <w:textAlignment w:val="baseline"/>
         <w:rPr>
           <w:rFonts w:ascii="함초롬바탕" w:eastAsia="함초롬바탕" w:hAnsi="굴림" w:cs="굴림"/>
           <w:color w:val="000000"/>
           <w:kern w:val="0"/>
           <w:szCs w:val="20"/>
         </w:rPr>
-        <w:t xml:space="preserve">. </w:t>
-      </w:r>
+      </w:pPr>
       <w:r>
         <w:rPr>
           <w:rFonts w:ascii="함초롬바탕" w:eastAsia="함초롬바탕" w:hAnsi="함초롬바탕" w:cs="함초롬바탕" w:hint="eastAsia"/>
           <w:color w:val="000000"/>
           <w:kern w:val="0"/>
+          <w:sz w:val="22"/>
           <w:szCs w:val="20"/>
         </w:rPr>
-        <w:t>신경망이 등장하기 이전의 생성 모델은 데이터의 분포를 학습하여 기존 샘플을 바탕으로 새로운 샘플을 생성하는 확률 밀도 추정 및 샘플링 방식을 사용하였다</w:t>
-      </w:r>
+        <w:lastRenderedPageBreak/>
+        <w:t xml:space="preserve">본 논문에서는 </w:t>
+      </w:r>
+      <w:r>
+        <w:rPr>
+          <w:rFonts w:ascii="함초롬바탕" w:eastAsia="함초롬바탕" w:hAnsi="굴림" w:cs="굴림"/>
+          <w:color w:val="000000"/>
+          <w:kern w:val="0"/>
+          <w:sz w:val="22"/>
+          <w:szCs w:val="20"/>
+        </w:rPr>
+        <w:t>GAN</w:t>
+      </w:r>
+      <w:r>
+        <w:rPr>
+          <w:rFonts w:ascii="함초롬바탕" w:eastAsia="함초롬바탕" w:hAnsi="함초롬바탕" w:cs="함초롬바탕" w:hint="eastAsia"/>
+          <w:color w:val="000000"/>
+          <w:kern w:val="0"/>
+          <w:sz w:val="22"/>
+          <w:szCs w:val="20"/>
+        </w:rPr>
+        <w:t>의 기본 원리와 발전 과정을 간략히 정리하고</w:t>
+      </w:r>
+      <w:r>
+        <w:rPr>
+          <w:rFonts w:ascii="함초롬바탕" w:eastAsia="함초롬바탕" w:hAnsi="굴림" w:cs="굴림"/>
+          <w:color w:val="000000"/>
+          <w:kern w:val="0"/>
+          <w:sz w:val="22"/>
+          <w:szCs w:val="20"/>
+        </w:rPr>
+        <w:t xml:space="preserve">, </w:t>
+      </w:r>
+      <w:r>
+        <w:rPr>
+          <w:rFonts w:ascii="함초롬바탕" w:eastAsia="함초롬바탕" w:hAnsi="함초롬바탕" w:cs="함초롬바탕" w:hint="eastAsia"/>
+          <w:color w:val="000000"/>
+          <w:kern w:val="0"/>
+          <w:sz w:val="22"/>
+          <w:szCs w:val="20"/>
+        </w:rPr>
+        <w:t>이미지 생성 분야에서의 연구 및 응용</w:t>
+      </w:r>
+      <w:r>
+        <w:rPr>
+          <w:rFonts w:ascii="함초롬바탕" w:eastAsia="함초롬바탕" w:hAnsi="굴림" w:cs="굴림"/>
+          <w:color w:val="000000"/>
+          <w:kern w:val="0"/>
+          <w:sz w:val="22"/>
+          <w:szCs w:val="20"/>
+        </w:rPr>
+        <w:t xml:space="preserve">, </w:t>
+      </w:r>
+      <w:r>
+        <w:rPr>
+          <w:rFonts w:ascii="함초롬바탕" w:eastAsia="함초롬바탕" w:hAnsi="함초롬바탕" w:cs="함초롬바탕" w:hint="eastAsia"/>
+          <w:color w:val="000000"/>
+          <w:kern w:val="0"/>
+          <w:sz w:val="22"/>
+          <w:szCs w:val="20"/>
+        </w:rPr>
+        <w:t>다양한 이미지 평가 지표</w:t>
+      </w:r>
+      <w:r>
+        <w:rPr>
+          <w:rFonts w:ascii="함초롬바탕" w:eastAsia="함초롬바탕" w:hAnsi="굴림" w:cs="굴림"/>
+          <w:color w:val="000000"/>
+          <w:kern w:val="0"/>
+          <w:sz w:val="22"/>
+          <w:szCs w:val="20"/>
+        </w:rPr>
+        <w:t xml:space="preserve">, </w:t>
+      </w:r>
+      <w:r>
+        <w:rPr>
+          <w:rFonts w:ascii="함초롬바탕" w:eastAsia="함초롬바탕" w:hAnsi="함초롬바탕" w:cs="함초롬바탕" w:hint="eastAsia"/>
+          <w:color w:val="000000"/>
+          <w:kern w:val="0"/>
+          <w:sz w:val="22"/>
+          <w:szCs w:val="20"/>
+        </w:rPr>
+        <w:t>그리고 모델 적용상의 문제점들을 소개하였다</w:t>
+      </w:r>
+      <w:r>
+        <w:rPr>
+          <w:rFonts w:ascii="함초롬바탕" w:eastAsia="함초롬바탕" w:hAnsi="굴림" w:cs="굴림"/>
+          <w:color w:val="000000"/>
+          <w:kern w:val="0"/>
+          <w:sz w:val="22"/>
+          <w:szCs w:val="20"/>
+        </w:rPr>
+        <w:t xml:space="preserve">. </w:t>
+      </w:r>
+      <w:r>
+        <w:rPr>
+          <w:rFonts w:ascii="함초롬바탕" w:eastAsia="함초롬바탕" w:hAnsi="함초롬바탕" w:cs="함초롬바탕" w:hint="eastAsia"/>
+          <w:color w:val="000000"/>
+          <w:kern w:val="0"/>
+          <w:sz w:val="22"/>
+          <w:szCs w:val="20"/>
+        </w:rPr>
+        <w:t>아울러</w:t>
+      </w:r>
+      <w:r>
+        <w:rPr>
+          <w:rFonts w:ascii="함초롬바탕" w:eastAsia="함초롬바탕" w:hAnsi="굴림" w:cs="굴림"/>
+          <w:color w:val="000000"/>
+          <w:kern w:val="0"/>
+          <w:sz w:val="22"/>
+          <w:szCs w:val="20"/>
+        </w:rPr>
+        <w:t xml:space="preserve">, </w:t>
+      </w:r>
+      <w:r>
+        <w:rPr>
+          <w:rFonts w:ascii="함초롬바탕" w:eastAsia="함초롬바탕" w:hAnsi="함초롬바탕" w:cs="함초롬바탕" w:hint="eastAsia"/>
+          <w:color w:val="000000"/>
+          <w:kern w:val="0"/>
+          <w:sz w:val="22"/>
+          <w:szCs w:val="20"/>
+        </w:rPr>
+        <w:t xml:space="preserve">본 논문에서는 얼굴 헤어스타일의 융합 생성을 주요 목적으로 하는 새로운 </w:t>
+      </w:r>
+      <w:r>
+        <w:rPr>
+          <w:rFonts w:ascii="함초롬바탕" w:eastAsia="함초롬바탕" w:hAnsi="굴림" w:cs="굴림"/>
+          <w:color w:val="000000"/>
+          <w:kern w:val="0"/>
+          <w:sz w:val="22"/>
+          <w:szCs w:val="20"/>
+        </w:rPr>
+        <w:t xml:space="preserve">Transformer-GAN </w:t>
+      </w:r>
+      <w:r>
+        <w:rPr>
+          <w:rFonts w:ascii="함초롬바탕" w:eastAsia="함초롬바탕" w:hAnsi="함초롬바탕" w:cs="함초롬바탕" w:hint="eastAsia"/>
+          <w:color w:val="000000"/>
+          <w:kern w:val="0"/>
+          <w:sz w:val="22"/>
+          <w:szCs w:val="20"/>
+        </w:rPr>
+        <w:t>기반 얼굴 융합 생성 네트워크를 제안하였다</w:t>
+      </w:r>
+      <w:r>
+        <w:rPr>
+          <w:rFonts w:ascii="함초롬바탕" w:eastAsia="함초롬바탕" w:hAnsi="굴림" w:cs="굴림"/>
+          <w:color w:val="000000"/>
+          <w:kern w:val="0"/>
+          <w:sz w:val="22"/>
+          <w:szCs w:val="20"/>
+        </w:rPr>
+        <w:t xml:space="preserve">. </w:t>
+      </w:r>
+      <w:r>
+        <w:rPr>
+          <w:rFonts w:ascii="함초롬바탕" w:eastAsia="함초롬바탕" w:hAnsi="함초롬바탕" w:cs="함초롬바탕" w:hint="eastAsia"/>
+          <w:color w:val="000000"/>
+          <w:kern w:val="0"/>
+          <w:sz w:val="22"/>
+          <w:szCs w:val="20"/>
+        </w:rPr>
+        <w:t xml:space="preserve">기존의 기본 </w:t>
+      </w:r>
+      <w:r>
+        <w:rPr>
+          <w:rFonts w:ascii="함초롬바탕" w:eastAsia="함초롬바탕" w:hAnsi="굴림" w:cs="굴림"/>
+          <w:color w:val="000000"/>
+          <w:kern w:val="0"/>
+          <w:sz w:val="22"/>
+          <w:szCs w:val="20"/>
+        </w:rPr>
+        <w:t xml:space="preserve">GAN </w:t>
+      </w:r>
+      <w:r>
+        <w:rPr>
+          <w:rFonts w:ascii="함초롬바탕" w:eastAsia="함초롬바탕" w:hAnsi="함초롬바탕" w:cs="함초롬바탕" w:hint="eastAsia"/>
+          <w:color w:val="000000"/>
+          <w:kern w:val="0"/>
+          <w:sz w:val="22"/>
+          <w:szCs w:val="20"/>
+        </w:rPr>
+        <w:t>기반 이미지 생성 연구들은 국소 특징 이미지를 생성할 때</w:t>
+      </w:r>
+      <w:r>
+        <w:rPr>
+          <w:rFonts w:ascii="함초롬바탕" w:eastAsia="함초롬바탕" w:hAnsi="굴림" w:cs="굴림"/>
+          <w:color w:val="000000"/>
+          <w:kern w:val="0"/>
+          <w:sz w:val="22"/>
+          <w:szCs w:val="20"/>
+        </w:rPr>
+        <w:t xml:space="preserve">, </w:t>
+      </w:r>
+      <w:r>
+        <w:rPr>
+          <w:rFonts w:ascii="함초롬바탕" w:eastAsia="함초롬바탕" w:hAnsi="함초롬바탕" w:cs="함초롬바탕" w:hint="eastAsia"/>
+          <w:color w:val="000000"/>
+          <w:kern w:val="0"/>
+          <w:sz w:val="22"/>
+          <w:szCs w:val="20"/>
+        </w:rPr>
+        <w:t xml:space="preserve">특히 얼굴 특징 생성에서 </w:t>
+      </w:r>
+      <w:r>
+        <w:rPr>
+          <w:rFonts w:ascii="함초롬바탕" w:eastAsia="함초롬바탕" w:hAnsi="함초롬바탕" w:cs="함초롬바탕" w:hint="eastAsia"/>
+          <w:color w:val="000000"/>
+          <w:kern w:val="0"/>
+          <w:sz w:val="22"/>
+          <w:szCs w:val="20"/>
+        </w:rPr>
+        <w:t>부</w:t>
+      </w:r>
+      <w:r>
+        <w:rPr>
+          <w:rFonts w:ascii="함초롬바탕" w:eastAsia="함초롬바탕" w:hAnsi="함초롬바탕" w:cs="함초롬바탕" w:hint="eastAsia"/>
+          <w:color w:val="000000"/>
+          <w:kern w:val="0"/>
+          <w:sz w:val="22"/>
+          <w:szCs w:val="20"/>
+        </w:rPr>
+        <w:t>자연스러운 융합 결과와 낮은 이미지 품질 문제를 자주 겪는다</w:t>
+      </w:r>
+      <w:r>
+        <w:rPr>
+          <w:rFonts w:ascii="함초롬바탕" w:eastAsia="함초롬바탕" w:hAnsi="굴림" w:cs="굴림"/>
+          <w:color w:val="000000"/>
+          <w:kern w:val="0"/>
+          <w:sz w:val="22"/>
+          <w:szCs w:val="20"/>
+        </w:rPr>
+        <w:t xml:space="preserve">. </w:t>
+      </w:r>
+      <w:r>
+        <w:rPr>
+          <w:rFonts w:ascii="함초롬바탕" w:eastAsia="함초롬바탕" w:hAnsi="함초롬바탕" w:cs="함초롬바탕" w:hint="eastAsia"/>
+          <w:color w:val="000000"/>
+          <w:kern w:val="0"/>
+          <w:sz w:val="22"/>
+          <w:szCs w:val="20"/>
+        </w:rPr>
+        <w:t xml:space="preserve">이를 해결하기 위해 제안된 </w:t>
+      </w:r>
+      <w:r>
+        <w:rPr>
+          <w:rFonts w:ascii="함초롬바탕" w:eastAsia="함초롬바탕" w:hAnsi="굴림" w:cs="굴림"/>
+          <w:color w:val="000000"/>
+          <w:kern w:val="0"/>
+          <w:sz w:val="22"/>
+          <w:szCs w:val="20"/>
+        </w:rPr>
+        <w:t xml:space="preserve">Transformer-GAN </w:t>
+      </w:r>
+      <w:r>
+        <w:rPr>
+          <w:rFonts w:ascii="함초롬바탕" w:eastAsia="함초롬바탕" w:hAnsi="함초롬바탕" w:cs="함초롬바탕" w:hint="eastAsia"/>
+          <w:color w:val="000000"/>
+          <w:kern w:val="0"/>
+          <w:sz w:val="22"/>
+          <w:szCs w:val="20"/>
+        </w:rPr>
+        <w:t>기반 프레임워크는 얼굴 이미지 생성 시 융합된 특징이 전체 이미지의 전반적인 특징과 조화를 이루지 못하는 문제를 개선하고</w:t>
+      </w:r>
+      <w:r>
+        <w:rPr>
+          <w:rFonts w:ascii="함초롬바탕" w:eastAsia="함초롬바탕" w:hAnsi="굴림" w:cs="굴림"/>
+          <w:color w:val="000000"/>
+          <w:kern w:val="0"/>
+          <w:sz w:val="22"/>
+          <w:szCs w:val="20"/>
+        </w:rPr>
+        <w:t xml:space="preserve">, </w:t>
+      </w:r>
+      <w:r>
+        <w:rPr>
+          <w:rFonts w:ascii="함초롬바탕" w:eastAsia="함초롬바탕" w:hAnsi="함초롬바탕" w:cs="함초롬바탕" w:hint="eastAsia"/>
+          <w:color w:val="000000"/>
+          <w:kern w:val="0"/>
+          <w:sz w:val="22"/>
+          <w:szCs w:val="20"/>
+        </w:rPr>
+        <w:t>생성 이미지의 품질을 향상시켰다</w:t>
+      </w:r>
+      <w:r>
+        <w:rPr>
+          <w:rFonts w:ascii="함초롬바탕" w:eastAsia="함초롬바탕" w:hAnsi="굴림" w:cs="굴림"/>
+          <w:color w:val="000000"/>
+          <w:kern w:val="0"/>
+          <w:sz w:val="22"/>
+          <w:szCs w:val="20"/>
+        </w:rPr>
+        <w:t xml:space="preserve">. </w:t>
+      </w:r>
+      <w:r>
+        <w:rPr>
+          <w:rFonts w:ascii="함초롬바탕" w:eastAsia="함초롬바탕" w:hAnsi="함초롬바탕" w:cs="함초롬바탕" w:hint="eastAsia"/>
+          <w:color w:val="000000"/>
+          <w:kern w:val="0"/>
+          <w:sz w:val="22"/>
+          <w:szCs w:val="20"/>
+        </w:rPr>
+        <w:t xml:space="preserve">자연스럽고 고해상도의 이미지를 생성하기 위해 </w:t>
+      </w:r>
+      <w:r>
+        <w:rPr>
+          <w:rFonts w:ascii="함초롬바탕" w:eastAsia="함초롬바탕" w:hAnsi="굴림" w:cs="굴림"/>
+          <w:color w:val="000000"/>
+          <w:kern w:val="0"/>
+          <w:sz w:val="22"/>
+          <w:szCs w:val="20"/>
+        </w:rPr>
+        <w:t>FFHQ(Flickr-Faces-HQ)</w:t>
+      </w:r>
+      <w:r>
+        <w:rPr>
+          <w:rFonts w:ascii="함초롬바탕" w:eastAsia="함초롬바탕" w:hAnsi="함초롬바탕" w:cs="함초롬바탕" w:hint="eastAsia"/>
+          <w:color w:val="000000"/>
+          <w:kern w:val="0"/>
+          <w:sz w:val="22"/>
+          <w:szCs w:val="20"/>
+        </w:rPr>
+        <w:t xml:space="preserve">와 </w:t>
+      </w:r>
+      <w:proofErr w:type="spellStart"/>
+      <w:r>
+        <w:rPr>
+          <w:rFonts w:ascii="함초롬바탕" w:eastAsia="함초롬바탕" w:hAnsi="굴림" w:cs="굴림"/>
+          <w:color w:val="000000"/>
+          <w:kern w:val="0"/>
+          <w:sz w:val="22"/>
+          <w:szCs w:val="20"/>
+        </w:rPr>
+        <w:t>CelebAHQ</w:t>
+      </w:r>
+      <w:proofErr w:type="spellEnd"/>
+      <w:r>
+        <w:rPr>
+          <w:rFonts w:ascii="함초롬바탕" w:eastAsia="함초롬바탕" w:hAnsi="굴림" w:cs="굴림"/>
+          <w:color w:val="000000"/>
+          <w:kern w:val="0"/>
+          <w:sz w:val="22"/>
+          <w:szCs w:val="20"/>
+        </w:rPr>
+        <w:t>(</w:t>
+      </w:r>
+      <w:r>
+        <w:rPr>
+          <w:rFonts w:ascii="함초롬바탕" w:eastAsia="함초롬바탕" w:hAnsi="함초롬바탕" w:cs="함초롬바탕" w:hint="eastAsia"/>
+          <w:color w:val="000000"/>
+          <w:kern w:val="0"/>
+          <w:sz w:val="22"/>
+          <w:szCs w:val="20"/>
+        </w:rPr>
+        <w:t xml:space="preserve">대규모 </w:t>
+      </w:r>
+      <w:proofErr w:type="spellStart"/>
+      <w:r>
+        <w:rPr>
+          <w:rFonts w:ascii="함초롬바탕" w:eastAsia="함초롬바탕" w:hAnsi="굴림" w:cs="굴림"/>
+          <w:color w:val="000000"/>
+          <w:kern w:val="0"/>
+          <w:sz w:val="22"/>
+          <w:szCs w:val="20"/>
+        </w:rPr>
+        <w:t>CelebFaces</w:t>
+      </w:r>
+      <w:proofErr w:type="spellEnd"/>
       <w:r>
         <w:rPr>
           <w:rFonts w:ascii="함초롬바탕" w:eastAsia="함초롬바탕" w:hAnsi="굴림" w:cs="굴림"/>
@@ -10700,60 +11544,84 @@
           <w:kern w:val="0"/>
           <w:szCs w:val="20"/>
         </w:rPr>
-        <w:t xml:space="preserve">. </w:t>
+        <w:t xml:space="preserve"> </w:t>
       </w:r>
       <w:r>
         <w:rPr>
           <w:rFonts w:ascii="함초롬바탕" w:eastAsia="함초롬바탕" w:hAnsi="함초롬바탕" w:cs="함초롬바탕" w:hint="eastAsia"/>
           <w:color w:val="000000"/>
           <w:kern w:val="0"/>
+          <w:sz w:val="22"/>
           <w:szCs w:val="20"/>
         </w:rPr>
-        <w:t>그러나 고차원 공간의 복잡한 분포에서는 밀도 추정과 샘플 생성을 구현하는 것이 매우 어렵다</w:t>
+        <w:t>속성</w:t>
       </w:r>
       <w:r>
         <w:rPr>
           <w:rFonts w:ascii="함초롬바탕" w:eastAsia="함초롬바탕" w:hAnsi="굴림" w:cs="굴림"/>
           <w:color w:val="000000"/>
           <w:kern w:val="0"/>
+          <w:sz w:val="22"/>
           <w:szCs w:val="20"/>
         </w:rPr>
-        <w:t xml:space="preserve">. </w:t>
+        <w:t xml:space="preserve">) </w:t>
       </w:r>
       <w:r>
         <w:rPr>
           <w:rFonts w:ascii="함초롬바탕" w:eastAsia="함초롬바탕" w:hAnsi="함초롬바탕" w:cs="함초롬바탕" w:hint="eastAsia"/>
           <w:color w:val="000000"/>
           <w:kern w:val="0"/>
+          <w:sz w:val="22"/>
           <w:szCs w:val="20"/>
         </w:rPr>
-        <w:t xml:space="preserve">최근 </w:t>
-      </w:r>
-      <w:proofErr w:type="spellStart"/>
+        <w:t>데이터셋을 학습 및 테스트용으로 활용하였으며</w:t>
+      </w:r>
+      <w:r>
+        <w:rPr>
+          <w:rFonts w:ascii="함초롬바탕" w:eastAsia="함초롬바탕" w:hAnsi="굴림" w:cs="굴림"/>
+          <w:color w:val="000000"/>
+          <w:kern w:val="0"/>
+          <w:sz w:val="22"/>
+          <w:szCs w:val="20"/>
+        </w:rPr>
+        <w:t xml:space="preserve">, FID, PSNR, SSIM </w:t>
+      </w:r>
       <w:r>
         <w:rPr>
           <w:rFonts w:ascii="함초롬바탕" w:eastAsia="함초롬바탕" w:hAnsi="함초롬바탕" w:cs="함초롬바탕" w:hint="eastAsia"/>
           <w:color w:val="000000"/>
           <w:kern w:val="0"/>
+          <w:sz w:val="22"/>
           <w:szCs w:val="20"/>
         </w:rPr>
-        <w:t>딥러닝</w:t>
-      </w:r>
-      <w:proofErr w:type="spellEnd"/>
+        <w:t>등의 다양한 이미지 품질 평가 지표를 통해 제안된 네트워크 모델의 우수성과 타당성을 검증하였다</w:t>
+      </w:r>
+      <w:r>
+        <w:rPr>
+          <w:rFonts w:ascii="함초롬바탕" w:eastAsia="함초롬바탕" w:hAnsi="굴림" w:cs="굴림"/>
+          <w:color w:val="000000"/>
+          <w:kern w:val="0"/>
+          <w:sz w:val="22"/>
+          <w:szCs w:val="20"/>
+        </w:rPr>
+        <w:t xml:space="preserve">. </w:t>
+      </w:r>
       <w:r>
         <w:rPr>
           <w:rFonts w:ascii="함초롬바탕" w:eastAsia="함초롬바탕" w:hAnsi="함초롬바탕" w:cs="함초롬바탕" w:hint="eastAsia"/>
           <w:color w:val="000000"/>
           <w:kern w:val="0"/>
+          <w:sz w:val="22"/>
           <w:szCs w:val="20"/>
         </w:rPr>
-        <w:t xml:space="preserve"> 기술의 발전</w:t>
+        <w:t>타 연구자들이 제안한 기존 이미지 생성 네트워크와 비교했을 때</w:t>
       </w:r>
       <w:r>
         <w:rPr>
           <w:rFonts w:ascii="함초롬바탕" w:eastAsia="함초롬바탕" w:hAnsi="굴림" w:cs="굴림"/>
           <w:color w:val="000000"/>
           <w:kern w:val="0"/>
+          <w:sz w:val="22"/>
           <w:szCs w:val="20"/>
         </w:rPr>
         <w:t xml:space="preserve">, </w:t>
@@ -10763,787 +11631,17 @@
           <w:rFonts w:ascii="함초롬바탕" w:eastAsia="함초롬바탕" w:hAnsi="함초롬바탕" w:cs="함초롬바탕" w:hint="eastAsia"/>
           <w:color w:val="000000"/>
           <w:kern w:val="0"/>
+          <w:sz w:val="22"/>
           <w:szCs w:val="20"/>
         </w:rPr>
-        <w:t>특히 심층 신경망의 등장으로 이미지 생성 성능이 크게 향상되었으며</w:t>
+        <w:t>본 논문에서 제안한 얼굴 융합 생성 네트워크는 이미지 품질 평가 점수와 생성 이미지의 세부 표현 측면에서 더 뛰어나고 효율적인 결과를 보여준다</w:t>
       </w:r>
       <w:r>
         <w:rPr>
           <w:rFonts w:ascii="함초롬바탕" w:eastAsia="함초롬바탕" w:hAnsi="굴림" w:cs="굴림"/>
           <w:color w:val="000000"/>
           <w:kern w:val="0"/>
-          <w:szCs w:val="20"/>
-        </w:rPr>
-        <w:t>, 2014</w:t>
-      </w:r>
-      <w:r>
-        <w:rPr>
-          <w:rFonts w:ascii="함초롬바탕" w:eastAsia="함초롬바탕" w:hAnsi="함초롬바탕" w:cs="함초롬바탕" w:hint="eastAsia"/>
-          <w:color w:val="000000"/>
-          <w:kern w:val="0"/>
-          <w:szCs w:val="20"/>
-        </w:rPr>
-        <w:t xml:space="preserve">년 </w:t>
-      </w:r>
-      <w:r>
-        <w:rPr>
-          <w:rFonts w:ascii="함초롬바탕" w:eastAsia="함초롬바탕" w:hAnsi="굴림" w:cs="굴림"/>
-          <w:color w:val="000000"/>
-          <w:kern w:val="0"/>
-          <w:szCs w:val="20"/>
-        </w:rPr>
-        <w:t xml:space="preserve">Ian Goodfellow </w:t>
-      </w:r>
-      <w:r>
-        <w:rPr>
-          <w:rFonts w:ascii="함초롬바탕" w:eastAsia="함초롬바탕" w:hAnsi="함초롬바탕" w:cs="함초롬바탕" w:hint="eastAsia"/>
-          <w:color w:val="000000"/>
-          <w:kern w:val="0"/>
-          <w:szCs w:val="20"/>
-        </w:rPr>
-        <w:t xml:space="preserve">등이 제안한 </w:t>
-      </w:r>
-      <w:r>
-        <w:rPr>
-          <w:rFonts w:ascii="함초롬바탕" w:eastAsia="함초롬바탕" w:hAnsi="굴림" w:cs="굴림"/>
-          <w:color w:val="000000"/>
-          <w:kern w:val="0"/>
-          <w:szCs w:val="20"/>
-        </w:rPr>
-        <w:t>GAN(</w:t>
-      </w:r>
-      <w:proofErr w:type="spellStart"/>
-      <w:r>
-        <w:rPr>
-          <w:rFonts w:ascii="함초롬바탕" w:eastAsia="함초롬바탕" w:hAnsi="함초롬바탕" w:cs="함초롬바탕" w:hint="eastAsia"/>
-          <w:color w:val="000000"/>
-          <w:kern w:val="0"/>
-          <w:szCs w:val="20"/>
-        </w:rPr>
-        <w:t>생성적</w:t>
-      </w:r>
-      <w:proofErr w:type="spellEnd"/>
-      <w:r>
-        <w:rPr>
-          <w:rFonts w:ascii="함초롬바탕" w:eastAsia="함초롬바탕" w:hAnsi="함초롬바탕" w:cs="함초롬바탕" w:hint="eastAsia"/>
-          <w:color w:val="000000"/>
-          <w:kern w:val="0"/>
-          <w:szCs w:val="20"/>
-        </w:rPr>
-        <w:t xml:space="preserve"> 적대 신경망</w:t>
-      </w:r>
-      <w:r>
-        <w:rPr>
-          <w:rFonts w:ascii="함초롬바탕" w:eastAsia="함초롬바탕" w:hAnsi="굴림" w:cs="굴림"/>
-          <w:color w:val="000000"/>
-          <w:kern w:val="0"/>
-          <w:szCs w:val="20"/>
-        </w:rPr>
-        <w:t>)</w:t>
-      </w:r>
-      <w:r>
-        <w:rPr>
-          <w:rFonts w:ascii="함초롬바탕" w:eastAsia="함초롬바탕" w:hAnsi="함초롬바탕" w:cs="함초롬바탕" w:hint="eastAsia"/>
-          <w:color w:val="000000"/>
-          <w:kern w:val="0"/>
-          <w:szCs w:val="20"/>
-        </w:rPr>
-        <w:t>의 등장은 학계로부터 큰 주목을 받았다</w:t>
-      </w:r>
-      <w:r>
-        <w:rPr>
-          <w:rFonts w:ascii="함초롬바탕" w:eastAsia="함초롬바탕" w:hAnsi="굴림" w:cs="굴림"/>
-          <w:color w:val="000000"/>
-          <w:kern w:val="0"/>
-          <w:szCs w:val="20"/>
-        </w:rPr>
-        <w:t xml:space="preserve">. </w:t>
-      </w:r>
-      <w:r>
-        <w:rPr>
-          <w:rFonts w:ascii="함초롬바탕" w:eastAsia="함초롬바탕" w:hAnsi="함초롬바탕" w:cs="함초롬바탕" w:hint="eastAsia"/>
-          <w:color w:val="000000"/>
-          <w:kern w:val="0"/>
-          <w:szCs w:val="20"/>
-        </w:rPr>
-        <w:t>초기에는 네트워크 성능이 미흡했지만</w:t>
-      </w:r>
-      <w:r>
-        <w:rPr>
-          <w:rFonts w:ascii="함초롬바탕" w:eastAsia="함초롬바탕" w:hAnsi="굴림" w:cs="굴림"/>
-          <w:color w:val="000000"/>
-          <w:kern w:val="0"/>
-          <w:szCs w:val="20"/>
-        </w:rPr>
-        <w:t xml:space="preserve">, </w:t>
-      </w:r>
-      <w:r>
-        <w:rPr>
-          <w:rFonts w:ascii="함초롬바탕" w:eastAsia="함초롬바탕" w:hAnsi="함초롬바탕" w:cs="함초롬바탕" w:hint="eastAsia"/>
-          <w:color w:val="000000"/>
-          <w:kern w:val="0"/>
-          <w:szCs w:val="20"/>
-        </w:rPr>
-        <w:t xml:space="preserve">이후 </w:t>
-      </w:r>
-      <w:proofErr w:type="spellStart"/>
-      <w:r>
-        <w:rPr>
-          <w:rFonts w:ascii="함초롬바탕" w:eastAsia="함초롬바탕" w:hAnsi="함초롬바탕" w:cs="함초롬바탕" w:hint="eastAsia"/>
-          <w:color w:val="000000"/>
-          <w:kern w:val="0"/>
-          <w:szCs w:val="20"/>
-        </w:rPr>
-        <w:t>컨볼루션</w:t>
-      </w:r>
-      <w:proofErr w:type="spellEnd"/>
-      <w:r>
-        <w:rPr>
-          <w:rFonts w:ascii="함초롬바탕" w:eastAsia="함초롬바탕" w:hAnsi="함초롬바탕" w:cs="함초롬바탕" w:hint="eastAsia"/>
-          <w:color w:val="000000"/>
-          <w:kern w:val="0"/>
-          <w:szCs w:val="20"/>
-        </w:rPr>
-        <w:t xml:space="preserve"> 연산이 도입되면서 성능이 크게 향상되었고</w:t>
-      </w:r>
-      <w:r>
-        <w:rPr>
-          <w:rFonts w:ascii="함초롬바탕" w:eastAsia="함초롬바탕" w:hAnsi="굴림" w:cs="굴림"/>
-          <w:color w:val="000000"/>
-          <w:kern w:val="0"/>
-          <w:szCs w:val="20"/>
-        </w:rPr>
-        <w:t xml:space="preserve">, </w:t>
-      </w:r>
-      <w:r>
-        <w:rPr>
-          <w:rFonts w:ascii="함초롬바탕" w:eastAsia="함초롬바탕" w:hAnsi="함초롬바탕" w:cs="함초롬바탕" w:hint="eastAsia"/>
-          <w:color w:val="000000"/>
-          <w:kern w:val="0"/>
-          <w:szCs w:val="20"/>
-        </w:rPr>
-        <w:t>이미지 생성 및 이미지 융합 등 컴퓨터 비전 분야에서 광범위한 관심을 끌게 되었다</w:t>
-      </w:r>
-      <w:r>
-        <w:rPr>
-          <w:rFonts w:ascii="함초롬바탕" w:eastAsia="함초롬바탕" w:hAnsi="굴림" w:cs="굴림"/>
-          <w:color w:val="000000"/>
-          <w:kern w:val="0"/>
-          <w:szCs w:val="20"/>
-        </w:rPr>
-        <w:t>. GAN</w:t>
-      </w:r>
-      <w:r>
-        <w:rPr>
-          <w:rFonts w:ascii="함초롬바탕" w:eastAsia="함초롬바탕" w:hAnsi="함초롬바탕" w:cs="함초롬바탕" w:hint="eastAsia"/>
-          <w:color w:val="000000"/>
-          <w:kern w:val="0"/>
-          <w:szCs w:val="20"/>
-        </w:rPr>
-        <w:t>은 통계적 계산의 어려움을 피하면서도 간접적인 방식으로 미지의 분포를 모델링할 수 있으며</w:t>
-      </w:r>
-      <w:r>
-        <w:rPr>
-          <w:rFonts w:ascii="함초롬바탕" w:eastAsia="함초롬바탕" w:hAnsi="굴림" w:cs="굴림"/>
-          <w:color w:val="000000"/>
-          <w:kern w:val="0"/>
-          <w:szCs w:val="20"/>
-        </w:rPr>
-        <w:t xml:space="preserve">, </w:t>
-      </w:r>
-      <w:r>
-        <w:rPr>
-          <w:rFonts w:ascii="함초롬바탕" w:eastAsia="함초롬바탕" w:hAnsi="함초롬바탕" w:cs="함초롬바탕" w:hint="eastAsia"/>
-          <w:color w:val="000000"/>
-          <w:kern w:val="0"/>
-          <w:szCs w:val="20"/>
-        </w:rPr>
-        <w:t>복잡한 계산을 피하면서도 다른 생성 모델에 비해 더 높은 품질의 이미지를 생성할 수 있다</w:t>
-      </w:r>
-      <w:r>
-        <w:rPr>
-          <w:rFonts w:ascii="함초롬바탕" w:eastAsia="함초롬바탕" w:hAnsi="굴림" w:cs="굴림"/>
-          <w:color w:val="000000"/>
-          <w:kern w:val="0"/>
-          <w:szCs w:val="20"/>
-        </w:rPr>
-        <w:t>. GAN</w:t>
-      </w:r>
-      <w:r>
-        <w:rPr>
-          <w:rFonts w:ascii="함초롬바탕" w:eastAsia="함초롬바탕" w:hAnsi="함초롬바탕" w:cs="함초롬바탕" w:hint="eastAsia"/>
-          <w:color w:val="000000"/>
-          <w:kern w:val="0"/>
-          <w:szCs w:val="20"/>
-        </w:rPr>
-        <w:t>의 발전과 다양한 연구의 축적으로 인해 이미지 처리</w:t>
-      </w:r>
-      <w:r>
-        <w:rPr>
-          <w:rFonts w:ascii="함초롬바탕" w:eastAsia="함초롬바탕" w:hAnsi="굴림" w:cs="굴림"/>
-          <w:color w:val="000000"/>
-          <w:kern w:val="0"/>
-          <w:szCs w:val="20"/>
-        </w:rPr>
-        <w:t xml:space="preserve">, </w:t>
-      </w:r>
-      <w:r>
-        <w:rPr>
-          <w:rFonts w:ascii="함초롬바탕" w:eastAsia="함초롬바탕" w:hAnsi="함초롬바탕" w:cs="함초롬바탕" w:hint="eastAsia"/>
-          <w:color w:val="000000"/>
-          <w:kern w:val="0"/>
-          <w:szCs w:val="20"/>
-        </w:rPr>
-        <w:t>언어 처리</w:t>
-      </w:r>
-      <w:r>
-        <w:rPr>
-          <w:rFonts w:ascii="함초롬바탕" w:eastAsia="함초롬바탕" w:hAnsi="굴림" w:cs="굴림"/>
-          <w:color w:val="000000"/>
-          <w:kern w:val="0"/>
-          <w:szCs w:val="20"/>
-        </w:rPr>
-        <w:t xml:space="preserve">, </w:t>
-      </w:r>
-      <w:r>
-        <w:rPr>
-          <w:rFonts w:ascii="함초롬바탕" w:eastAsia="함초롬바탕" w:hAnsi="함초롬바탕" w:cs="함초롬바탕" w:hint="eastAsia"/>
-          <w:color w:val="000000"/>
-          <w:kern w:val="0"/>
-          <w:szCs w:val="20"/>
-        </w:rPr>
-        <w:t>지능형 상호작용 등 여러 분야에서 주목할 만한 진전을 이루었다</w:t>
-      </w:r>
-      <w:r>
-        <w:rPr>
-          <w:rFonts w:ascii="함초롬바탕" w:eastAsia="함초롬바탕" w:hAnsi="굴림" w:cs="굴림"/>
-          <w:color w:val="000000"/>
-          <w:kern w:val="0"/>
-          <w:szCs w:val="20"/>
-        </w:rPr>
-        <w:t xml:space="preserve">. </w:t>
-      </w:r>
-      <w:r>
-        <w:rPr>
-          <w:rFonts w:ascii="함초롬바탕" w:eastAsia="함초롬바탕" w:hAnsi="함초롬바탕" w:cs="함초롬바탕" w:hint="eastAsia"/>
-          <w:color w:val="000000"/>
-          <w:kern w:val="0"/>
-          <w:szCs w:val="20"/>
-        </w:rPr>
-        <w:t>특히 컴퓨터 비전 분야의 이미지 생성에서 기존의 코덱 기반 모델과 비교하여</w:t>
-      </w:r>
-      <w:r>
-        <w:rPr>
-          <w:rFonts w:ascii="함초롬바탕" w:eastAsia="함초롬바탕" w:hAnsi="굴림" w:cs="굴림"/>
-          <w:color w:val="000000"/>
-          <w:kern w:val="0"/>
-          <w:szCs w:val="20"/>
-        </w:rPr>
-        <w:t>, GAN</w:t>
-      </w:r>
-      <w:r>
-        <w:rPr>
-          <w:rFonts w:ascii="함초롬바탕" w:eastAsia="함초롬바탕" w:hAnsi="함초롬바탕" w:cs="함초롬바탕" w:hint="eastAsia"/>
-          <w:color w:val="000000"/>
-          <w:kern w:val="0"/>
-          <w:szCs w:val="20"/>
-        </w:rPr>
-        <w:t xml:space="preserve">은 생성자와 </w:t>
-      </w:r>
-      <w:proofErr w:type="spellStart"/>
-      <w:r>
-        <w:rPr>
-          <w:rFonts w:ascii="함초롬바탕" w:eastAsia="함초롬바탕" w:hAnsi="함초롬바탕" w:cs="함초롬바탕" w:hint="eastAsia"/>
-          <w:color w:val="000000"/>
-          <w:kern w:val="0"/>
-          <w:szCs w:val="20"/>
-        </w:rPr>
-        <w:t>판별자</w:t>
-      </w:r>
-      <w:proofErr w:type="spellEnd"/>
-      <w:r>
-        <w:rPr>
-          <w:rFonts w:ascii="함초롬바탕" w:eastAsia="함초롬바탕" w:hAnsi="함초롬바탕" w:cs="함초롬바탕" w:hint="eastAsia"/>
-          <w:color w:val="000000"/>
-          <w:kern w:val="0"/>
-          <w:szCs w:val="20"/>
-        </w:rPr>
-        <w:t xml:space="preserve"> 간의 지속적인 대립 구조를 통해 이미지 특징 추출 능력을 강화하고</w:t>
-      </w:r>
-      <w:r>
-        <w:rPr>
-          <w:rFonts w:ascii="함초롬바탕" w:eastAsia="함초롬바탕" w:hAnsi="굴림" w:cs="굴림"/>
-          <w:color w:val="000000"/>
-          <w:kern w:val="0"/>
-          <w:szCs w:val="20"/>
-        </w:rPr>
-        <w:t xml:space="preserve">, </w:t>
-      </w:r>
-      <w:r>
-        <w:rPr>
-          <w:rFonts w:ascii="함초롬바탕" w:eastAsia="함초롬바탕" w:hAnsi="함초롬바탕" w:cs="함초롬바탕" w:hint="eastAsia"/>
-          <w:color w:val="000000"/>
-          <w:kern w:val="0"/>
-          <w:szCs w:val="20"/>
-        </w:rPr>
-        <w:t>더 높은 품질의 이미지를 생성할 수 있게 되었다</w:t>
-      </w:r>
-      <w:r>
-        <w:rPr>
-          <w:rFonts w:ascii="함초롬바탕" w:eastAsia="함초롬바탕" w:hAnsi="굴림" w:cs="굴림"/>
-          <w:color w:val="000000"/>
-          <w:kern w:val="0"/>
-          <w:szCs w:val="20"/>
-        </w:rPr>
-        <w:t>.</w:t>
-      </w:r>
-    </w:p>
-    <w:p>
-      <w:pPr>
-        <w:spacing w:line="360" w:lineRule="auto"/>
-        <w:ind w:firstLineChars="200" w:firstLine="400"/>
-        <w:jc w:val="both"/>
-        <w:textAlignment w:val="baseline"/>
-        <w:rPr>
-          <w:rFonts w:ascii="함초롬바탕" w:eastAsia="함초롬바탕" w:hAnsi="굴림" w:cs="굴림"/>
-          <w:color w:val="000000"/>
-          <w:kern w:val="0"/>
-          <w:szCs w:val="20"/>
-        </w:rPr>
-      </w:pPr>
-      <w:r>
-        <w:rPr>
-          <w:rFonts w:ascii="함초롬바탕" w:eastAsia="함초롬바탕" w:hAnsi="함초롬바탕" w:cs="함초롬바탕" w:hint="eastAsia"/>
-          <w:color w:val="000000"/>
-          <w:kern w:val="0"/>
-          <w:szCs w:val="20"/>
-        </w:rPr>
-        <w:lastRenderedPageBreak/>
-        <w:t xml:space="preserve">본 논문에서는 </w:t>
-      </w:r>
-      <w:r>
-        <w:rPr>
-          <w:rFonts w:ascii="함초롬바탕" w:eastAsia="함초롬바탕" w:hAnsi="굴림" w:cs="굴림"/>
-          <w:color w:val="000000"/>
-          <w:kern w:val="0"/>
-          <w:szCs w:val="20"/>
-        </w:rPr>
-        <w:t>GAN</w:t>
-      </w:r>
-      <w:r>
-        <w:rPr>
-          <w:rFonts w:ascii="함초롬바탕" w:eastAsia="함초롬바탕" w:hAnsi="함초롬바탕" w:cs="함초롬바탕" w:hint="eastAsia"/>
-          <w:color w:val="000000"/>
-          <w:kern w:val="0"/>
-          <w:szCs w:val="20"/>
-        </w:rPr>
-        <w:t>의 기본 원리와 발전 과정을 간략히 정리하고</w:t>
-      </w:r>
-      <w:r>
-        <w:rPr>
-          <w:rFonts w:ascii="함초롬바탕" w:eastAsia="함초롬바탕" w:hAnsi="굴림" w:cs="굴림"/>
-          <w:color w:val="000000"/>
-          <w:kern w:val="0"/>
-          <w:szCs w:val="20"/>
-        </w:rPr>
-        <w:t xml:space="preserve">, </w:t>
-      </w:r>
-      <w:r>
-        <w:rPr>
-          <w:rFonts w:ascii="함초롬바탕" w:eastAsia="함초롬바탕" w:hAnsi="함초롬바탕" w:cs="함초롬바탕" w:hint="eastAsia"/>
-          <w:color w:val="000000"/>
-          <w:kern w:val="0"/>
-          <w:szCs w:val="20"/>
-        </w:rPr>
-        <w:t>이미지 생성 분야에서의 연구 및 응용</w:t>
-      </w:r>
-      <w:r>
-        <w:rPr>
-          <w:rFonts w:ascii="함초롬바탕" w:eastAsia="함초롬바탕" w:hAnsi="굴림" w:cs="굴림"/>
-          <w:color w:val="000000"/>
-          <w:kern w:val="0"/>
-          <w:szCs w:val="20"/>
-        </w:rPr>
-        <w:t xml:space="preserve">, </w:t>
-      </w:r>
-      <w:r>
-        <w:rPr>
-          <w:rFonts w:ascii="함초롬바탕" w:eastAsia="함초롬바탕" w:hAnsi="함초롬바탕" w:cs="함초롬바탕" w:hint="eastAsia"/>
-          <w:color w:val="000000"/>
-          <w:kern w:val="0"/>
-          <w:szCs w:val="20"/>
-        </w:rPr>
-        <w:t>다양한 이미지 평가 지표</w:t>
-      </w:r>
-      <w:r>
-        <w:rPr>
-          <w:rFonts w:ascii="함초롬바탕" w:eastAsia="함초롬바탕" w:hAnsi="굴림" w:cs="굴림"/>
-          <w:color w:val="000000"/>
-          <w:kern w:val="0"/>
-          <w:szCs w:val="20"/>
-        </w:rPr>
-        <w:t xml:space="preserve">, </w:t>
-      </w:r>
-      <w:r>
-        <w:rPr>
-          <w:rFonts w:ascii="함초롬바탕" w:eastAsia="함초롬바탕" w:hAnsi="함초롬바탕" w:cs="함초롬바탕" w:hint="eastAsia"/>
-          <w:color w:val="000000"/>
-          <w:kern w:val="0"/>
-          <w:szCs w:val="20"/>
-        </w:rPr>
-        <w:t>그리고 모델 적용상의 문제점들을 소개하였다</w:t>
-      </w:r>
-      <w:r>
-        <w:rPr>
-          <w:rFonts w:ascii="함초롬바탕" w:eastAsia="함초롬바탕" w:hAnsi="굴림" w:cs="굴림"/>
-          <w:color w:val="000000"/>
-          <w:kern w:val="0"/>
-          <w:szCs w:val="20"/>
-        </w:rPr>
-        <w:t xml:space="preserve">. </w:t>
-      </w:r>
-      <w:r>
-        <w:rPr>
-          <w:rFonts w:ascii="함초롬바탕" w:eastAsia="함초롬바탕" w:hAnsi="함초롬바탕" w:cs="함초롬바탕" w:hint="eastAsia"/>
-          <w:color w:val="000000"/>
-          <w:kern w:val="0"/>
-          <w:szCs w:val="20"/>
-        </w:rPr>
-        <w:t>아울러</w:t>
-      </w:r>
-      <w:r>
-        <w:rPr>
-          <w:rFonts w:ascii="함초롬바탕" w:eastAsia="함초롬바탕" w:hAnsi="굴림" w:cs="굴림"/>
-          <w:color w:val="000000"/>
-          <w:kern w:val="0"/>
-          <w:szCs w:val="20"/>
-        </w:rPr>
-        <w:t xml:space="preserve">, </w:t>
-      </w:r>
-      <w:r>
-        <w:rPr>
-          <w:rFonts w:ascii="함초롬바탕" w:eastAsia="함초롬바탕" w:hAnsi="함초롬바탕" w:cs="함초롬바탕" w:hint="eastAsia"/>
-          <w:color w:val="000000"/>
-          <w:kern w:val="0"/>
-          <w:szCs w:val="20"/>
-        </w:rPr>
-        <w:t xml:space="preserve">본 논문에서는 얼굴 헤어스타일의 융합 생성을 주요 목적으로 하는 새로운 </w:t>
-      </w:r>
-      <w:r>
-        <w:rPr>
-          <w:rFonts w:ascii="함초롬바탕" w:eastAsia="함초롬바탕" w:hAnsi="굴림" w:cs="굴림"/>
-          <w:color w:val="000000"/>
-          <w:kern w:val="0"/>
-          <w:szCs w:val="20"/>
-        </w:rPr>
-        <w:t xml:space="preserve">Transformer-GAN </w:t>
-      </w:r>
-      <w:r>
-        <w:rPr>
-          <w:rFonts w:ascii="함초롬바탕" w:eastAsia="함초롬바탕" w:hAnsi="함초롬바탕" w:cs="함초롬바탕" w:hint="eastAsia"/>
-          <w:color w:val="000000"/>
-          <w:kern w:val="0"/>
-          <w:szCs w:val="20"/>
-        </w:rPr>
-        <w:t>기반 얼굴 융합 생성 네트워크를 제안하였다</w:t>
-      </w:r>
-      <w:r>
-        <w:rPr>
-          <w:rFonts w:ascii="함초롬바탕" w:eastAsia="함초롬바탕" w:hAnsi="굴림" w:cs="굴림"/>
-          <w:color w:val="000000"/>
-          <w:kern w:val="0"/>
-          <w:szCs w:val="20"/>
-        </w:rPr>
-        <w:t xml:space="preserve">. </w:t>
-      </w:r>
-      <w:r>
-        <w:rPr>
-          <w:rFonts w:ascii="함초롬바탕" w:eastAsia="함초롬바탕" w:hAnsi="함초롬바탕" w:cs="함초롬바탕" w:hint="eastAsia"/>
-          <w:color w:val="000000"/>
-          <w:kern w:val="0"/>
-          <w:szCs w:val="20"/>
-        </w:rPr>
-        <w:t xml:space="preserve">기존의 기본 </w:t>
-      </w:r>
-      <w:r>
-        <w:rPr>
-          <w:rFonts w:ascii="함초롬바탕" w:eastAsia="함초롬바탕" w:hAnsi="굴림" w:cs="굴림"/>
-          <w:color w:val="000000"/>
-          <w:kern w:val="0"/>
-          <w:szCs w:val="20"/>
-        </w:rPr>
-        <w:t xml:space="preserve">GAN </w:t>
-      </w:r>
-      <w:r>
-        <w:rPr>
-          <w:rFonts w:ascii="함초롬바탕" w:eastAsia="함초롬바탕" w:hAnsi="함초롬바탕" w:cs="함초롬바탕" w:hint="eastAsia"/>
-          <w:color w:val="000000"/>
-          <w:kern w:val="0"/>
-          <w:szCs w:val="20"/>
-        </w:rPr>
-        <w:t>기반 이미지 생성 연구들은 국소 특징 이미지를 생성할 때</w:t>
-      </w:r>
-      <w:r>
-        <w:rPr>
-          <w:rFonts w:ascii="함초롬바탕" w:eastAsia="함초롬바탕" w:hAnsi="굴림" w:cs="굴림"/>
-          <w:color w:val="000000"/>
-          <w:kern w:val="0"/>
-          <w:szCs w:val="20"/>
-        </w:rPr>
-        <w:t xml:space="preserve">, </w:t>
-      </w:r>
-      <w:r>
-        <w:rPr>
-          <w:rFonts w:ascii="함초롬바탕" w:eastAsia="함초롬바탕" w:hAnsi="함초롬바탕" w:cs="함초롬바탕" w:hint="eastAsia"/>
-          <w:color w:val="000000"/>
-          <w:kern w:val="0"/>
-          <w:szCs w:val="20"/>
-        </w:rPr>
-        <w:t xml:space="preserve">특히 얼굴 특징 생성에서 </w:t>
-      </w:r>
-      <w:r>
-        <w:rPr>
-          <w:rFonts w:ascii="함초롬바탕" w:eastAsia="함초롬바탕" w:hAnsi="함초롬바탕" w:cs="함초롬바탕" w:hint="eastAsia"/>
-          <w:color w:val="000000"/>
-          <w:kern w:val="0"/>
-          <w:szCs w:val="20"/>
-        </w:rPr>
-        <w:t>부</w:t>
-      </w:r>
-      <w:r>
-        <w:rPr>
-          <w:rFonts w:ascii="함초롬바탕" w:eastAsia="함초롬바탕" w:hAnsi="함초롬바탕" w:cs="함초롬바탕" w:hint="eastAsia"/>
-          <w:color w:val="000000"/>
-          <w:kern w:val="0"/>
-          <w:szCs w:val="20"/>
-        </w:rPr>
-        <w:t>자연스러운 융합 결과와 낮은 이미지 품질 문제를 자주 겪는다</w:t>
-      </w:r>
-      <w:r>
-        <w:rPr>
-          <w:rFonts w:ascii="함초롬바탕" w:eastAsia="함초롬바탕" w:hAnsi="굴림" w:cs="굴림"/>
-          <w:color w:val="000000"/>
-          <w:kern w:val="0"/>
-          <w:szCs w:val="20"/>
-        </w:rPr>
-        <w:t xml:space="preserve">. </w:t>
-      </w:r>
-      <w:r>
-        <w:rPr>
-          <w:rFonts w:ascii="함초롬바탕" w:eastAsia="함초롬바탕" w:hAnsi="함초롬바탕" w:cs="함초롬바탕" w:hint="eastAsia"/>
-          <w:color w:val="000000"/>
-          <w:kern w:val="0"/>
-          <w:szCs w:val="20"/>
-        </w:rPr>
-        <w:t xml:space="preserve">이를 해결하기 위해 제안된 </w:t>
-      </w:r>
-      <w:r>
-        <w:rPr>
-          <w:rFonts w:ascii="함초롬바탕" w:eastAsia="함초롬바탕" w:hAnsi="굴림" w:cs="굴림"/>
-          <w:color w:val="000000"/>
-          <w:kern w:val="0"/>
-          <w:szCs w:val="20"/>
-        </w:rPr>
-        <w:t xml:space="preserve">Transformer-GAN </w:t>
-      </w:r>
-      <w:r>
-        <w:rPr>
-          <w:rFonts w:ascii="함초롬바탕" w:eastAsia="함초롬바탕" w:hAnsi="함초롬바탕" w:cs="함초롬바탕" w:hint="eastAsia"/>
-          <w:color w:val="000000"/>
-          <w:kern w:val="0"/>
-          <w:szCs w:val="20"/>
-        </w:rPr>
-        <w:t>기반 프레임워크는 얼굴 이미지 생성 시 융합된 특징이 전체 이미지의 전반적인 특징과 조화를 이루지 못하는 문제를 개선하고</w:t>
-      </w:r>
-      <w:r>
-        <w:rPr>
-          <w:rFonts w:ascii="함초롬바탕" w:eastAsia="함초롬바탕" w:hAnsi="굴림" w:cs="굴림"/>
-          <w:color w:val="000000"/>
-          <w:kern w:val="0"/>
-          <w:szCs w:val="20"/>
-        </w:rPr>
-        <w:t xml:space="preserve">, </w:t>
-      </w:r>
-      <w:r>
-        <w:rPr>
-          <w:rFonts w:ascii="함초롬바탕" w:eastAsia="함초롬바탕" w:hAnsi="함초롬바탕" w:cs="함초롬바탕" w:hint="eastAsia"/>
-          <w:color w:val="000000"/>
-          <w:kern w:val="0"/>
-          <w:szCs w:val="20"/>
-        </w:rPr>
-        <w:t>생성 이미지의 품질을 향상시켰다</w:t>
-      </w:r>
-      <w:r>
-        <w:rPr>
-          <w:rFonts w:ascii="함초롬바탕" w:eastAsia="함초롬바탕" w:hAnsi="굴림" w:cs="굴림"/>
-          <w:color w:val="000000"/>
-          <w:kern w:val="0"/>
-          <w:szCs w:val="20"/>
-        </w:rPr>
-        <w:t xml:space="preserve">. </w:t>
-      </w:r>
-      <w:r>
-        <w:rPr>
-          <w:rFonts w:ascii="함초롬바탕" w:eastAsia="함초롬바탕" w:hAnsi="함초롬바탕" w:cs="함초롬바탕" w:hint="eastAsia"/>
-          <w:color w:val="000000"/>
-          <w:kern w:val="0"/>
-          <w:szCs w:val="20"/>
-        </w:rPr>
-        <w:t xml:space="preserve">자연스럽고 고해상도의 이미지를 생성하기 위해 </w:t>
-      </w:r>
-      <w:r>
-        <w:rPr>
-          <w:rFonts w:ascii="함초롬바탕" w:eastAsia="함초롬바탕" w:hAnsi="굴림" w:cs="굴림"/>
-          <w:color w:val="000000"/>
-          <w:kern w:val="0"/>
-          <w:szCs w:val="20"/>
-        </w:rPr>
-        <w:t>FFHQ(Flickr-Faces-HQ)</w:t>
-      </w:r>
-      <w:r>
-        <w:rPr>
-          <w:rFonts w:ascii="함초롬바탕" w:eastAsia="함초롬바탕" w:hAnsi="함초롬바탕" w:cs="함초롬바탕" w:hint="eastAsia"/>
-          <w:color w:val="000000"/>
-          <w:kern w:val="0"/>
-          <w:szCs w:val="20"/>
-        </w:rPr>
-        <w:t xml:space="preserve">와 </w:t>
-      </w:r>
-      <w:proofErr w:type="spellStart"/>
-      <w:r>
-        <w:rPr>
-          <w:rFonts w:ascii="함초롬바탕" w:eastAsia="함초롬바탕" w:hAnsi="굴림" w:cs="굴림"/>
-          <w:color w:val="000000"/>
-          <w:kern w:val="0"/>
-          <w:szCs w:val="20"/>
-        </w:rPr>
-        <w:t>CelebAHQ</w:t>
-      </w:r>
-      <w:proofErr w:type="spellEnd"/>
-      <w:r>
-        <w:rPr>
-          <w:rFonts w:ascii="함초롬바탕" w:eastAsia="함초롬바탕" w:hAnsi="굴림" w:cs="굴림"/>
-          <w:color w:val="000000"/>
-          <w:kern w:val="0"/>
-          <w:szCs w:val="20"/>
-        </w:rPr>
-        <w:t>(</w:t>
-      </w:r>
-      <w:r>
-        <w:rPr>
-          <w:rFonts w:ascii="함초롬바탕" w:eastAsia="함초롬바탕" w:hAnsi="함초롬바탕" w:cs="함초롬바탕" w:hint="eastAsia"/>
-          <w:color w:val="000000"/>
-          <w:kern w:val="0"/>
-          <w:szCs w:val="20"/>
-        </w:rPr>
-        <w:t xml:space="preserve">대규모 </w:t>
-      </w:r>
-      <w:proofErr w:type="spellStart"/>
-      <w:r>
-        <w:rPr>
-          <w:rFonts w:ascii="함초롬바탕" w:eastAsia="함초롬바탕" w:hAnsi="굴림" w:cs="굴림"/>
-          <w:color w:val="000000"/>
-          <w:kern w:val="0"/>
-          <w:szCs w:val="20"/>
-        </w:rPr>
-        <w:t>CelebFaces</w:t>
-      </w:r>
-      <w:proofErr w:type="spellEnd"/>
-      <w:r>
-        <w:rPr>
-          <w:rFonts w:ascii="함초롬바탕" w:eastAsia="함초롬바탕" w:hAnsi="굴림" w:cs="굴림"/>
-          <w:color w:val="000000"/>
-          <w:kern w:val="0"/>
-          <w:szCs w:val="20"/>
-        </w:rPr>
-        <w:t xml:space="preserve"> </w:t>
-      </w:r>
-      <w:r>
-        <w:rPr>
-          <w:rFonts w:ascii="함초롬바탕" w:eastAsia="함초롬바탕" w:hAnsi="함초롬바탕" w:cs="함초롬바탕" w:hint="eastAsia"/>
-          <w:color w:val="000000"/>
-          <w:kern w:val="0"/>
-          <w:szCs w:val="20"/>
-        </w:rPr>
-        <w:t>속성</w:t>
-      </w:r>
-      <w:r>
-        <w:rPr>
-          <w:rFonts w:ascii="함초롬바탕" w:eastAsia="함초롬바탕" w:hAnsi="굴림" w:cs="굴림"/>
-          <w:color w:val="000000"/>
-          <w:kern w:val="0"/>
-          <w:szCs w:val="20"/>
-        </w:rPr>
-        <w:t xml:space="preserve">) </w:t>
-      </w:r>
-      <w:r>
-        <w:rPr>
-          <w:rFonts w:ascii="함초롬바탕" w:eastAsia="함초롬바탕" w:hAnsi="함초롬바탕" w:cs="함초롬바탕" w:hint="eastAsia"/>
-          <w:color w:val="000000"/>
-          <w:kern w:val="0"/>
-          <w:szCs w:val="20"/>
-        </w:rPr>
-        <w:t>데이터셋을 학습 및 테스트용으로 활용하였으며</w:t>
-      </w:r>
-      <w:r>
-        <w:rPr>
-          <w:rFonts w:ascii="함초롬바탕" w:eastAsia="함초롬바탕" w:hAnsi="굴림" w:cs="굴림"/>
-          <w:color w:val="000000"/>
-          <w:kern w:val="0"/>
-          <w:szCs w:val="20"/>
-        </w:rPr>
-        <w:t xml:space="preserve">, FID, PSNR, SSIM </w:t>
-      </w:r>
-      <w:r>
-        <w:rPr>
-          <w:rFonts w:ascii="함초롬바탕" w:eastAsia="함초롬바탕" w:hAnsi="함초롬바탕" w:cs="함초롬바탕" w:hint="eastAsia"/>
-          <w:color w:val="000000"/>
-          <w:kern w:val="0"/>
-          <w:szCs w:val="20"/>
-        </w:rPr>
-        <w:t>등의 다양한 이미지 품질 평가 지표를 통해 제안된 네트워크 모델의 우수성과 타당성을 검증하였다</w:t>
-      </w:r>
-      <w:r>
-        <w:rPr>
-          <w:rFonts w:ascii="함초롬바탕" w:eastAsia="함초롬바탕" w:hAnsi="굴림" w:cs="굴림"/>
-          <w:color w:val="000000"/>
-          <w:kern w:val="0"/>
-          <w:szCs w:val="20"/>
-        </w:rPr>
-        <w:t xml:space="preserve">. </w:t>
-      </w:r>
-      <w:r>
-        <w:rPr>
-          <w:rFonts w:ascii="함초롬바탕" w:eastAsia="함초롬바탕" w:hAnsi="함초롬바탕" w:cs="함초롬바탕" w:hint="eastAsia"/>
-          <w:color w:val="000000"/>
-          <w:kern w:val="0"/>
-          <w:szCs w:val="20"/>
-        </w:rPr>
-        <w:t>타 연구자들이 제안한 기존 이미지 생성 네트워크와 비교했을 때</w:t>
-      </w:r>
-      <w:r>
-        <w:rPr>
-          <w:rFonts w:ascii="함초롬바탕" w:eastAsia="함초롬바탕" w:hAnsi="굴림" w:cs="굴림"/>
-          <w:color w:val="000000"/>
-          <w:kern w:val="0"/>
-          <w:szCs w:val="20"/>
-        </w:rPr>
-        <w:t xml:space="preserve">, </w:t>
-      </w:r>
-      <w:r>
-        <w:rPr>
-          <w:rFonts w:ascii="함초롬바탕" w:eastAsia="함초롬바탕" w:hAnsi="함초롬바탕" w:cs="함초롬바탕" w:hint="eastAsia"/>
-          <w:color w:val="000000"/>
-          <w:kern w:val="0"/>
-          <w:szCs w:val="20"/>
-        </w:rPr>
-        <w:t>본 논문에서 제안한 얼굴 융합 생성 네트워크는 이미지 품질 평가 점수와 생성 이미지의 세부 표현 측면에서 더 뛰어나고 효율적인 결과를 보여준다</w:t>
-      </w:r>
-      <w:r>
-        <w:rPr>
-          <w:rFonts w:ascii="함초롬바탕" w:eastAsia="함초롬바탕" w:hAnsi="굴림" w:cs="굴림"/>
-          <w:color w:val="000000"/>
-          <w:kern w:val="0"/>
+          <w:sz w:val="22"/>
           <w:szCs w:val="20"/>
         </w:rPr>
         <w:t>.</w:t>
@@ -11581,6 +11679,7 @@
           <w:b/>
           <w:color w:val="000000"/>
           <w:kern w:val="0"/>
+          <w:sz w:val="22"/>
           <w:szCs w:val="20"/>
         </w:rPr>
         <w:t>주제어</w:t>
@@ -11591,6 +11690,7 @@
           <w:b/>
           <w:color w:val="000000"/>
           <w:kern w:val="0"/>
+          <w:sz w:val="22"/>
           <w:szCs w:val="20"/>
         </w:rPr>
         <w:t xml:space="preserve">: Transformer-GAN, </w:t>
@@ -11602,6 +11702,7 @@
           <w:b/>
           <w:color w:val="000000"/>
           <w:kern w:val="0"/>
+          <w:sz w:val="22"/>
           <w:szCs w:val="20"/>
         </w:rPr>
         <w:t>생성적</w:t>
@@ -11613,6 +11714,7 @@
           <w:b/>
           <w:color w:val="000000"/>
           <w:kern w:val="0"/>
+          <w:sz w:val="22"/>
           <w:szCs w:val="20"/>
         </w:rPr>
         <w:t xml:space="preserve"> 적대 신경망</w:t>
@@ -11623,6 +11725,7 @@
           <w:b/>
           <w:color w:val="000000"/>
           <w:kern w:val="0"/>
+          <w:sz w:val="22"/>
           <w:szCs w:val="20"/>
         </w:rPr>
         <w:t xml:space="preserve">(GAN), </w:t>
@@ -11633,6 +11736,7 @@
           <w:b/>
           <w:color w:val="000000"/>
           <w:kern w:val="0"/>
+          <w:sz w:val="22"/>
           <w:szCs w:val="20"/>
         </w:rPr>
         <w:t>얼굴 생성</w:t>
@@ -11643,6 +11747,7 @@
           <w:b/>
           <w:color w:val="000000"/>
           <w:kern w:val="0"/>
+          <w:sz w:val="22"/>
           <w:szCs w:val="20"/>
         </w:rPr>
         <w:t xml:space="preserve">, </w:t>
@@ -11668,6 +11773,7 @@
           <w:b/>
           <w:color w:val="000000"/>
           <w:kern w:val="0"/>
+          <w:sz w:val="22"/>
           <w:szCs w:val="20"/>
         </w:rPr>
         <w:t>고해상도 이미지 합성</w:t>
@@ -11678,6 +11784,7 @@
           <w:b/>
           <w:color w:val="000000"/>
           <w:kern w:val="0"/>
+          <w:sz w:val="22"/>
           <w:szCs w:val="20"/>
         </w:rPr>
         <w:t xml:space="preserve">, </w:t>
@@ -11688,6 +11795,7 @@
           <w:b/>
           <w:color w:val="000000"/>
           <w:kern w:val="0"/>
+          <w:sz w:val="22"/>
           <w:szCs w:val="20"/>
         </w:rPr>
         <w:t>이미지 품질 평가</w:t>
